--- a/docs/handover/word/04 - Support and Known Issues.docx
+++ b/docs/handover/word/04 - Support and Known Issues.docx
@@ -529,6 +529,22 @@
       </w:pPr>
       <w:r>
         <w:t>SMTP settings in the backend .env are valid (test with test_mail.py).</w:t>
+      </w:r>
+    </w:p>
+    <w:p>
+      <w:pPr>
+        <w:pStyle w:val="ListBullet"/>
+      </w:pPr>
+      <w:r>
+        <w:t>Weekly goal report: it has no recipient list. Check the person is an active Admin or Project Manager, or is set as Assistant Manager / Team Lead on the agents (Edit User). tail weekly_goal_report.log shows every address it was sent to.</w:t>
+      </w:r>
+    </w:p>
+    <w:p>
+      <w:pPr>
+        <w:pStyle w:val="ListBullet"/>
+      </w:pPr>
+      <w:r>
+        <w:t>To send a missed week again: venv/bin/python weekly_goal_report.py --week-start &lt;any date in that week&gt;, adding --to &lt;email&gt; for one person only (02, section 11.4).</w:t>
       </w:r>
     </w:p>
     <w:p>
